--- a/deliverables/lab 6 solutions/lab 6 report.docx
+++ b/deliverables/lab 6 solutions/lab 6 report.docx
@@ -2,6 +2,199 @@
 <file path=word/document.xml><?xml version="1.0" encoding="utf-8"?>
 <w:document xmlns:wpc="http://schemas.microsoft.com/office/word/2010/wordprocessingCanvas" xmlns:cx="http://schemas.microsoft.com/office/drawing/2014/chartex" xmlns:cx1="http://schemas.microsoft.com/office/drawing/2015/9/8/chartex" xmlns:cx2="http://schemas.microsoft.com/office/drawing/2015/10/21/chartex" xmlns:cx3="http://schemas.microsoft.com/office/drawing/2016/5/9/chartex" xmlns:cx4="http://schemas.microsoft.com/office/drawing/2016/5/10/chartex" xmlns:cx5="http://schemas.microsoft.com/office/drawing/2016/5/11/chartex" xmlns:cx6="http://schemas.microsoft.com/office/drawing/2016/5/12/chartex" xmlns:cx7="http://schemas.microsoft.com/office/drawing/2016/5/13/chartex" xmlns:cx8="http://schemas.microsoft.com/office/drawing/2016/5/14/chartex" xmlns:mc="http://schemas.openxmlformats.org/markup-compatibility/2006" xmlns:aink="http://schemas.microsoft.com/office/drawing/2016/ink" xmlns:am3d="http://schemas.microsoft.com/office/drawing/2017/model3d" xmlns:o="urn:schemas-microsoft-com:office:office" xmlns:oel="http://schemas.microsoft.com/office/2019/extlst" xmlns:r="http://schemas.openxmlformats.org/officeDocument/2006/relationships" xmlns:m="http://schemas.openxmlformats.org/officeDocument/2006/math" xmlns:v="urn:schemas-microsoft-com:vml" xmlns:wp14="http://schemas.microsoft.com/office/word/2010/wordprocessingDrawing" xmlns:wp="http://schemas.openxmlformats.org/drawingml/2006/wordprocessingDrawing" xmlns:w10="urn:schemas-microsoft-com:office:word" xmlns:w="http://schemas.openxmlformats.org/wordprocessingml/2006/main" xmlns:w14="http://schemas.microsoft.com/office/word/2010/wordml" xmlns:w15="http://schemas.microsoft.com/office/word/2012/wordml" xmlns:w16cex="http://schemas.microsoft.com/office/word/2018/wordml/cex" xmlns:w16cid="http://schemas.microsoft.com/office/word/2016/wordml/cid" xmlns:w16="http://schemas.microsoft.com/office/word/2018/wordml" xmlns:w16du="http://schemas.microsoft.com/office/word/2023/wordml/word16du" xmlns:w16sdtdh="http://schemas.microsoft.com/office/word/2020/wordml/sdtdatahash" xmlns:w16sdtfl="http://schemas.microsoft.com/office/word/2024/wordml/sdtformatlock" xmlns:w16se="http://schemas.microsoft.com/office/word/2015/wordml/symex" xmlns:wpg="http://schemas.microsoft.com/office/word/2010/wordprocessingGroup" xmlns:wpi="http://schemas.microsoft.com/office/word/2010/wordprocessingInk" xmlns:wne="http://schemas.microsoft.com/office/word/2006/wordml" xmlns:wps="http://schemas.microsoft.com/office/word/2010/wordprocessingShape" mc:Ignorable="w14 w15 w16se w16cid w16 w16cex w16sdtdh w16sdtfl w16du wp14">
   <w:body>
+    <w:p>
+      <w:r>
+        <w:t>Coverage Results</w:t>
+      </w:r>
+    </w:p>
+    <w:p>
+      <w:r>
+        <w:t>AI Coverage results:</w:t>
+      </w:r>
+    </w:p>
+    <w:p>
+      <w:r>
+        <w:rPr>
+          <w:noProof/>
+        </w:rPr>
+        <w:drawing>
+          <wp:inline distT="0" distB="0" distL="0" distR="0" wp14:anchorId="775E0806" wp14:editId="6D66BB46">
+            <wp:extent cx="5082540" cy="2689860"/>
+            <wp:effectExtent l="0" t="0" r="3810" b="0"/>
+            <wp:docPr id="1965141442" name="Picture 1"/>
+            <wp:cNvGraphicFramePr>
+              <a:graphicFrameLocks xmlns:a="http://schemas.openxmlformats.org/drawingml/2006/main" noChangeAspect="1"/>
+            </wp:cNvGraphicFramePr>
+            <a:graphic xmlns:a="http://schemas.openxmlformats.org/drawingml/2006/main">
+              <a:graphicData uri="http://schemas.openxmlformats.org/drawingml/2006/picture">
+                <pic:pic xmlns:pic="http://schemas.openxmlformats.org/drawingml/2006/picture">
+                  <pic:nvPicPr>
+                    <pic:cNvPr id="0" name="Picture 1"/>
+                    <pic:cNvPicPr>
+                      <a:picLocks noChangeAspect="1" noChangeArrowheads="1"/>
+                    </pic:cNvPicPr>
+                  </pic:nvPicPr>
+                  <pic:blipFill>
+                    <a:blip r:embed="rId4">
+                      <a:extLst>
+                        <a:ext uri="{28A0092B-C50C-407E-A947-70E740481C1C}">
+                          <a14:useLocalDpi xmlns:a14="http://schemas.microsoft.com/office/drawing/2010/main" val="0"/>
+                        </a:ext>
+                      </a:extLst>
+                    </a:blip>
+                    <a:srcRect/>
+                    <a:stretch>
+                      <a:fillRect/>
+                    </a:stretch>
+                  </pic:blipFill>
+                  <pic:spPr bwMode="auto">
+                    <a:xfrm>
+                      <a:off x="0" y="0"/>
+                      <a:ext cx="5082540" cy="2689860"/>
+                    </a:xfrm>
+                    <a:prstGeom prst="rect">
+                      <a:avLst/>
+                    </a:prstGeom>
+                    <a:noFill/>
+                    <a:ln>
+                      <a:noFill/>
+                    </a:ln>
+                  </pic:spPr>
+                </pic:pic>
+              </a:graphicData>
+            </a:graphic>
+          </wp:inline>
+        </w:drawing>
+      </w:r>
+    </w:p>
+    <w:p>
+      <w:r>
+        <w:t>Manual Coverage Results:</w:t>
+      </w:r>
+    </w:p>
+    <w:p>
+      <w:r>
+        <w:rPr>
+          <w:noProof/>
+        </w:rPr>
+        <w:drawing>
+          <wp:inline distT="0" distB="0" distL="0" distR="0" wp14:anchorId="38C0AFC1" wp14:editId="668D0A85">
+            <wp:extent cx="5071745" cy="2381885"/>
+            <wp:effectExtent l="0" t="0" r="0" b="0"/>
+            <wp:docPr id="1976918491" name="Picture 2"/>
+            <wp:cNvGraphicFramePr>
+              <a:graphicFrameLocks xmlns:a="http://schemas.openxmlformats.org/drawingml/2006/main" noChangeAspect="1"/>
+            </wp:cNvGraphicFramePr>
+            <a:graphic xmlns:a="http://schemas.openxmlformats.org/drawingml/2006/main">
+              <a:graphicData uri="http://schemas.openxmlformats.org/drawingml/2006/picture">
+                <pic:pic xmlns:pic="http://schemas.openxmlformats.org/drawingml/2006/picture">
+                  <pic:nvPicPr>
+                    <pic:cNvPr id="0" name="Picture 2"/>
+                    <pic:cNvPicPr>
+                      <a:picLocks noChangeAspect="1" noChangeArrowheads="1"/>
+                    </pic:cNvPicPr>
+                  </pic:nvPicPr>
+                  <pic:blipFill>
+                    <a:blip r:embed="rId5">
+                      <a:extLst>
+                        <a:ext uri="{28A0092B-C50C-407E-A947-70E740481C1C}">
+                          <a14:useLocalDpi xmlns:a14="http://schemas.microsoft.com/office/drawing/2010/main" val="0"/>
+                        </a:ext>
+                      </a:extLst>
+                    </a:blip>
+                    <a:srcRect/>
+                    <a:stretch>
+                      <a:fillRect/>
+                    </a:stretch>
+                  </pic:blipFill>
+                  <pic:spPr bwMode="auto">
+                    <a:xfrm>
+                      <a:off x="0" y="0"/>
+                      <a:ext cx="5071745" cy="2381885"/>
+                    </a:xfrm>
+                    <a:prstGeom prst="rect">
+                      <a:avLst/>
+                    </a:prstGeom>
+                    <a:noFill/>
+                    <a:ln>
+                      <a:noFill/>
+                    </a:ln>
+                  </pic:spPr>
+                </pic:pic>
+              </a:graphicData>
+            </a:graphic>
+          </wp:inline>
+        </w:drawing>
+      </w:r>
+    </w:p>
+    <w:p/>
+    <w:p/>
+    <w:p/>
+    <w:p/>
+    <w:p/>
+    <w:p/>
+    <w:p>
+      <w:r>
+        <w:lastRenderedPageBreak/>
+        <w:t>Combined Coverage results:</w:t>
+      </w:r>
+    </w:p>
+    <w:p>
+      <w:r>
+        <w:rPr>
+          <w:noProof/>
+        </w:rPr>
+        <w:drawing>
+          <wp:inline distT="0" distB="0" distL="0" distR="0" wp14:anchorId="174B36CD" wp14:editId="3B820587">
+            <wp:extent cx="5029200" cy="2392045"/>
+            <wp:effectExtent l="0" t="0" r="0" b="8255"/>
+            <wp:docPr id="321123014" name="Picture 4"/>
+            <wp:cNvGraphicFramePr>
+              <a:graphicFrameLocks xmlns:a="http://schemas.openxmlformats.org/drawingml/2006/main" noChangeAspect="1"/>
+            </wp:cNvGraphicFramePr>
+            <a:graphic xmlns:a="http://schemas.openxmlformats.org/drawingml/2006/main">
+              <a:graphicData uri="http://schemas.openxmlformats.org/drawingml/2006/picture">
+                <pic:pic xmlns:pic="http://schemas.openxmlformats.org/drawingml/2006/picture">
+                  <pic:nvPicPr>
+                    <pic:cNvPr id="0" name="Picture 4"/>
+                    <pic:cNvPicPr>
+                      <a:picLocks noChangeAspect="1" noChangeArrowheads="1"/>
+                    </pic:cNvPicPr>
+                  </pic:nvPicPr>
+                  <pic:blipFill>
+                    <a:blip r:embed="rId6">
+                      <a:extLst>
+                        <a:ext uri="{28A0092B-C50C-407E-A947-70E740481C1C}">
+                          <a14:useLocalDpi xmlns:a14="http://schemas.microsoft.com/office/drawing/2010/main" val="0"/>
+                        </a:ext>
+                      </a:extLst>
+                    </a:blip>
+                    <a:srcRect/>
+                    <a:stretch>
+                      <a:fillRect/>
+                    </a:stretch>
+                  </pic:blipFill>
+                  <pic:spPr bwMode="auto">
+                    <a:xfrm>
+                      <a:off x="0" y="0"/>
+                      <a:ext cx="5029200" cy="2392045"/>
+                    </a:xfrm>
+                    <a:prstGeom prst="rect">
+                      <a:avLst/>
+                    </a:prstGeom>
+                    <a:noFill/>
+                    <a:ln>
+                      <a:noFill/>
+                    </a:ln>
+                  </pic:spPr>
+                </pic:pic>
+              </a:graphicData>
+            </a:graphic>
+          </wp:inline>
+        </w:drawing>
+      </w:r>
+    </w:p>
+    <w:p/>
     <w:p>
       <w:r>
         <w:t>Coverage Comparison Table</w:t>
@@ -358,10 +551,17 @@
         <w:t>The AI-generated tests were useful because they covered normal cases, edge cases, and some error cases for the three functions. Most of the assertions were strong because they checked the expected results, such as whether the correct task was returned, whether a task was removed from the list. However, having more tests does not always mean that the tests are better</w:t>
       </w:r>
       <w:r>
-        <w:t>, the coverage results helped em understand how much of code was tested while assertions helped me check whether the function behaved as expected.</w:t>
+        <w:t xml:space="preserve">, the coverage results helped </w:t>
+      </w:r>
+      <w:proofErr w:type="spellStart"/>
+      <w:r>
+        <w:t>em</w:t>
+      </w:r>
+      <w:proofErr w:type="spellEnd"/>
+      <w:r>
+        <w:t xml:space="preserve"> understand how much of code was tested while assertions helped me check whether the function behaved as expected.</w:t>
       </w:r>
     </w:p>
-    <w:p/>
     <w:sectPr>
       <w:pgSz w:w="12240" w:h="15840"/>
       <w:pgMar w:top="1440" w:right="1440" w:bottom="1440" w:left="1440" w:header="720" w:footer="720" w:gutter="0"/>
@@ -975,6 +1175,7 @@
   <w:style w:type="character" w:default="1" w:styleId="DefaultParagraphFont">
     <w:name w:val="Default Paragraph Font"/>
     <w:uiPriority w:val="1"/>
+    <w:semiHidden/>
     <w:unhideWhenUsed/>
   </w:style>
   <w:style w:type="table" w:default="1" w:styleId="TableNormal">
